--- a/Assessment 3 Folder-20260922/Charan26013944.docx
+++ b/Assessment 3 Folder-20260922/Charan26013944.docx
@@ -66,7 +66,7 @@
         <w:jc w:val="both"/>
       </w:pPr>
       <w:r>
-        <w:t xml:space="preserve">Since the client is particularly interested in milk and vehicles a comparison of the profitability of </w:t>
+        <w:t xml:space="preserve">Since the client is particularly interested in milk and vehicles, a comparison of the profitability of </w:t>
       </w:r>
       <w:proofErr w:type="gramStart"/>
       <w:r>
@@ -99,33 +99,25 @@
         <w:t>A2 Milk Company (2025/2024):</w:t>
       </w:r>
       <w:r>
-        <w:t xml:space="preserve"> a2 Milk was still profitable in 2025, although its profit margin, total assets’ return and owners’ equity’s return declined: profit margin was 15.23 against 16.92%; return on total assets – 15.97 against 17.19%; return on owners’ equity – 21.53 against 23.53%. While gross profit margin was higher at 46.08% than 45.81%, so the issue was not in cost of goods sold, the reduction in profit margin indicates that the other operating expenses increased at a faster rate than sales. Pure </w:t>
-      </w:r>
-      <w:proofErr w:type="gramStart"/>
-      <w:r>
-        <w:t>stand-out</w:t>
-      </w:r>
-      <w:proofErr w:type="gramEnd"/>
-      <w:r>
-        <w:t xml:space="preserve"> was sales </w:t>
-      </w:r>
-      <w:proofErr w:type="gramStart"/>
-      <w:r>
-        <w:t>increase</w:t>
-      </w:r>
-      <w:proofErr w:type="gramEnd"/>
-      <w:r>
-        <w:t xml:space="preserve"> which more than doubled from 5.17% to 13.50% reflecting robust goods request for the company. Basically, with every $100 of </w:t>
+        <w:t xml:space="preserve"> a2 Milk was still profitable in 2025, although its profit margin, total assets’ return and owners’ equity’s return declined: profit margin was 15.23% against 16.92%; return on total assets – 15.97% against 17.19%; return on owners’ equity – 21.53% against 23.53%. Gross profit percentage was higher at 46.08% than 45.81%, so the issue was not in cost of goods sold; the reduction in profit margin indicates that the other operating expenses increased at a faster rate than sales. The clear stand-out was sales growth, which more than doubled from 5.17% to 13.50%, reflecting strong demand for the company's products.</w:t>
+      </w:r>
+      <w:proofErr w:type="gramStart"/>
+      <w:r/>
+      <w:proofErr w:type="gramEnd"/>
+      <w:r/>
+      <w:proofErr w:type="gramStart"/>
+      <w:r/>
+      <w:proofErr w:type="gramEnd"/>
+      <w:r>
+        <w:t xml:space="preserve"> Basically, with every $100 of owners’ equity a2 Milk made</w:t>
       </w:r>
       <w:proofErr w:type="spellStart"/>
       <w:proofErr w:type="gramStart"/>
-      <w:r>
-        <w:t>owners</w:t>
-      </w:r>
+      <w:r/>
       <w:proofErr w:type="spellEnd"/>
       <w:proofErr w:type="gramEnd"/>
       <w:r>
-        <w:t xml:space="preserve"> equity a2 Milk made $21.53 in profit in 2025. A2 Milk sacrificed a bit of profit margin for much more rapid growth and continued to be very profitable.</w:t>
+        <w:t xml:space="preserve"> $21.53 in profit in 2025. A2 Milk sacrificed a bit of profit margin for much more rapid growth and continued to be very profitable.</w:t>
       </w:r>
     </w:p>
     <w:p>
@@ -158,7 +150,7 @@
       </w:r>
       <w:proofErr w:type="gramEnd"/>
       <w:r>
-        <w:t>6.97% of 2024. Nevertheless, the gross profit for the year on sales increased from 57.42% to 59.43%, profit on sales increased from 11.81% to 13.14%, return on total assets increased from 8.96% to 9.16%, and return on owners’ equity increased from 17.91% to 18.82%. The trend suggests better cost control and a movement into more profitable work as Turners made a little less money (revenue) but made more money (profit) from each dollar of that revenue. Turners derives income from finance and insurance offerings as well as from the sale of vehicles allowing it to maintain such a high gross profit margin.</w:t>
+        <w:t>6.97% of 2024. Nevertheless, gross profit percentage increased from 57.42% to 59.43%, profit margin increased from 11.81% to 13.14%, return on total assets increased from 8.96% to 9.16%, and return on owners’ equity increased from 17.91% to 18.82%. The trend suggests better cost control and a movement into more profitable work as Turners made a little less money (revenue) but made more money (profit) from each dollar of that revenue. Turners derives income from finance and insurance offerings as well as from the sale of vehicles, allowing it to maintain such a high gross profit percentage.</w:t>
       </w:r>
     </w:p>
     <w:p>
@@ -175,35 +167,24 @@
         <w:t>A2 Milk Company vs Turners Automotive Group (2025):</w:t>
       </w:r>
       <w:r>
-        <w:t xml:space="preserve"> While a2 Milk outperformed Turners Automotive Group in 2025. It achieved a higher profit margin </w:t>
-      </w:r>
-      <w:r>
-        <w:lastRenderedPageBreak/>
-        <w:t>(15.23% versus 13.14%)</w:t>
-      </w:r>
-      <w:proofErr w:type="gramStart"/>
-      <w:r>
-        <w:t xml:space="preserve"> a higher</w:t>
-      </w:r>
-      <w:proofErr w:type="gramEnd"/>
-      <w:r>
-        <w:t xml:space="preserve"> return on total assets (15.97% versus 9.16%)</w:t>
-      </w:r>
-      <w:proofErr w:type="gramStart"/>
-      <w:r>
-        <w:t xml:space="preserve"> a higher</w:t>
-      </w:r>
-      <w:proofErr w:type="gramEnd"/>
-      <w:r>
-        <w:t xml:space="preserve"> return on owners’ equity (21.53% versus 18.82%) and </w:t>
-      </w:r>
-      <w:proofErr w:type="gramStart"/>
-      <w:r>
-        <w:t>a higher</w:t>
-      </w:r>
-      <w:proofErr w:type="gramEnd"/>
-      <w:r>
-        <w:t xml:space="preserve"> sales growth (13.50% versus -0.78%) than that of Turners. Turners led on one metric gross profit percentage (59.43% vs 46.08%). Thus, the difference is that operating expenses and interest eat up a significantly bigger part of Turners’ gross profit. Turners is significantly more leveraged with debt/equity ratio of 67.48% compared to 26.33% for a2 Milk and an interest cover of only 2.98 times against 68.33 times so, interest is a much more substantial deduction from Turners’ profit. </w:t>
+        <w:t xml:space="preserve"> a2 Milk outperformed Turners Automotive Group in 2025. It achieved a higher profit margin </w:t>
+      </w:r>
+      <w:r>
+        <w:t>(15.23% versus 13.14%), a higher return on total assets (15.97% versus 9.16%), a higher return on owners’ equity (21.53% versus 18.82%), and a higher sales growth</w:t>
+      </w:r>
+      <w:proofErr w:type="gramStart"/>
+      <w:r/>
+      <w:proofErr w:type="gramEnd"/>
+      <w:r/>
+      <w:proofErr w:type="gramStart"/>
+      <w:r/>
+      <w:proofErr w:type="gramEnd"/>
+      <w:r/>
+      <w:proofErr w:type="gramStart"/>
+      <w:r/>
+      <w:proofErr w:type="gramEnd"/>
+      <w:r>
+        <w:t xml:space="preserve"> (13.50% versus -0.78%) than that of Turners. Turners led on one metric, gross profit percentage (59.43% vs 46.08%). Thus, the difference is that operating expenses and interest eat up a significantly bigger part of Turners’ gross profit. Turners is significantly more leveraged with a debt ratio of 67.48% compared to 26.33% for a2 Milk and an interest cover of only 2.98 times against 68.33 times so interest is a much more substantial deduction from Turners’ profit. </w:t>
       </w:r>
       <w:proofErr w:type="gramStart"/>
       <w:r>
@@ -229,7 +210,7 @@
       </w:r>
       <w:proofErr w:type="gramEnd"/>
       <w:r>
-        <w:t xml:space="preserve"> grew faster; the small decreases in ratios appear to be a reasonable trade-off for 13.50% of revenue growth. Turners </w:t>
+        <w:t xml:space="preserve"> grew faster; the small decreases in ratios appear to be a reasonable trade-off for 13.50% revenue growth. Turners </w:t>
       </w:r>
       <w:proofErr w:type="gramStart"/>
       <w:r>
@@ -281,7 +262,7 @@
       </w:r>
       <w:proofErr w:type="gramEnd"/>
       <w:r>
-        <w:t xml:space="preserve"> payables outstanding (DPO). In a negative cycle the cash comes in from customers before it goes out to suppliers whereas in a positive cycle cash is locked up in the day-to-day operations of the business.</w:t>
+        <w:t xml:space="preserve"> payables outstanding (DPO). In a negative cycle cash comes in from customers before it goes out to suppliers, whereas in a positive cycle cash is locked up in daily operations.</w:t>
       </w:r>
     </w:p>
     <w:p>
@@ -298,31 +279,25 @@
         <w:t xml:space="preserve">The a2 Milk Company (2025 vs 2024): </w:t>
       </w:r>
       <w:r>
-        <w:t xml:space="preserve">a2 Milk's CCC already was negative at -41 days in 2024 and further went down to -51.77 days in 2025. Stock was the key factor with Days in the selling period dropping from 75 to 56.80 </w:t>
-      </w:r>
-      <w:proofErr w:type="gramStart"/>
-      <w:r>
-        <w:t>days</w:t>
-      </w:r>
-      <w:proofErr w:type="gramEnd"/>
-      <w:r>
-        <w:t xml:space="preserve"> so inventory is turning over a lot quicker. Collection period also showed some </w:t>
-      </w:r>
-      <w:proofErr w:type="gramStart"/>
-      <w:r>
-        <w:t>benefit</w:t>
-      </w:r>
-      <w:proofErr w:type="gramEnd"/>
-      <w:r>
-        <w:t xml:space="preserve"> going from 17 days to 16.37 days and DPO also went down from 133 days to 124.94 days which slightly worked against the improvement. Since the cycle is negative a2 Milk takes cash from customers on average about 52 days before it </w:t>
-      </w:r>
-      <w:proofErr w:type="gramStart"/>
-      <w:r>
-        <w:t>has to</w:t>
-      </w:r>
-      <w:proofErr w:type="gramEnd"/>
-      <w:r>
-        <w:t xml:space="preserve"> pay its suppliers and so the suppliers effectively fund the business and it therefore needs very little working capital. The primary risk is that the suppliers maintain the extended payment terms.</w:t>
+        <w:t>a2 Milk's CCC already was negative at -41 days in 2024 and further went down to -51.77 days in 2025. Stock was the key factor with days in the selling period dropping from 75 to 56.80, so</w:t>
+      </w:r>
+      <w:proofErr w:type="gramStart"/>
+      <w:r/>
+      <w:proofErr w:type="gramEnd"/>
+      <w:r>
+        <w:t xml:space="preserve"> inventory is turning over a lot quicker. Collection also improved slightly, from 17 days to 16.37 days, while DPO went down</w:t>
+      </w:r>
+      <w:proofErr w:type="gramStart"/>
+      <w:r/>
+      <w:proofErr w:type="gramEnd"/>
+      <w:r>
+        <w:t xml:space="preserve"> from 133 days to 124.94 days which slightly worked against the improvement. Since the cycle is negative a2 Milk takes cash from customers about 52 days before it has to pay its suppliers, so the suppliers effectively fund the business and it needs</w:t>
+      </w:r>
+      <w:proofErr w:type="gramStart"/>
+      <w:r/>
+      <w:proofErr w:type="gramEnd"/>
+      <w:r>
+        <w:t xml:space="preserve"> very little working capital. The primary risk is that the suppliers might stop offering these extended payment terms.</w:t>
       </w:r>
     </w:p>
     <w:p>
@@ -340,31 +315,25 @@
         <w:t>Turners Automotive Group (2025 vs 2024):</w:t>
       </w:r>
       <w:r>
-        <w:t xml:space="preserve"> Turners’ CCC over year further shortened to 7.67 days from 13 days. The majority of the improvement was due to </w:t>
-      </w:r>
-      <w:proofErr w:type="gramStart"/>
-      <w:r>
-        <w:t>delaying</w:t>
-      </w:r>
-      <w:proofErr w:type="gramEnd"/>
-      <w:r>
-        <w:t xml:space="preserve"> payment to suppliers with DPO increasing from 47 days to 50.35 days and was compensated (positively) by a quicker stock rotation (days in the selling period was cut from 53 to 51.47 days) and (marginally) quicker collections of accounts </w:t>
-      </w:r>
-      <w:proofErr w:type="gramStart"/>
-      <w:r>
-        <w:t>receivables</w:t>
-      </w:r>
-      <w:proofErr w:type="gramEnd"/>
-      <w:r>
-        <w:t xml:space="preserve"> (by 7 days to 6.55 days). Since Turners is a vehicle dealer that collects from customers very soon after sale, </w:t>
-      </w:r>
-      <w:proofErr w:type="gramStart"/>
-      <w:r>
-        <w:t>it’s</w:t>
-      </w:r>
-      <w:proofErr w:type="gramEnd"/>
-      <w:r>
-        <w:t xml:space="preserve"> collection period is very short. The cycle is still positive though, so about 8 days of cash are still frozen in each cycle mostly in vehicle stock.</w:t>
+        <w:t xml:space="preserve"> Turners’ CCC over the year further shortened to 7.67 days from 13 days. Most of the improvement came from delaying payment to suppliers, with DPO increasing from 47 days to 50.35 days, helped by quicker stock rotation (days in the selling period was cut from 53 to 51.47) and slightly quicker collections of accounts receivable (from 7 days to 6.55 days).</w:t>
+      </w:r>
+      <w:proofErr w:type="gramStart"/>
+      <w:r/>
+      <w:proofErr w:type="gramEnd"/>
+      <w:r/>
+      <w:proofErr w:type="gramStart"/>
+      <w:r/>
+      <w:proofErr w:type="gramEnd"/>
+      <w:r>
+        <w:t xml:space="preserve"> Since Turners is a vehicle dealer that collects from customers very soon after sale, </w:t>
+      </w:r>
+      <w:proofErr w:type="gramStart"/>
+      <w:r>
+        <w:t>its collection period</w:t>
+      </w:r>
+      <w:proofErr w:type="gramEnd"/>
+      <w:r>
+        <w:t xml:space="preserve"> is very short. The cycle is still positive though, so about 8 days of cash are still frozen in each cycle mostly in vehicle stock.</w:t>
       </w:r>
     </w:p>
     <w:p>
@@ -381,13 +350,13 @@
         <w:t xml:space="preserve">A2 Milk Company v Turners Automotive Group (2025): </w:t>
       </w:r>
       <w:r>
-        <w:t xml:space="preserve">In 2025, the -51.77 days of a2 Milk outperformed the 7.67 days of Turners by about 60 days. The gap is the biggest in payables, with a2 Milk taking 124.94 days to pay suppliers against 50.35 days for Turners. Management sees the negative cycle of a2 Milk as an acquirer of cash and a deflator of working capital but if suppliers were to become more demanding then a2 Milk would be exposed. Turners’ largest working capital outflow is vehicle </w:t>
+        <w:t xml:space="preserve">In 2025, the -51.77 days of a2 Milk outperformed the 7.67 days of Turners by about 60 days. The gap is the biggest in payables, with a2 Milk taking 124.94 days to pay suppliers against 50.35 days for Turners. Management sees the negative cycle of a2 Milk as releasing cash and reducing the need for working capital, but if suppliers were to become more demanding then a2 Milk would be exposed. Turners’ largest working capital outflow is vehicle </w:t>
       </w:r>
       <w:r>
         <w:t>inventory,</w:t>
       </w:r>
       <w:r>
-        <w:t xml:space="preserve"> so its main priority is to maintain an efficiently turning, minimal inventory stock level, even though inventory turns are usually very short (positive) for a dealer.</w:t>
+        <w:t xml:space="preserve"> so its main priority is to keep stock levels lean and turning over quickly, even though its short positive cycle suits a dealer.</w:t>
       </w:r>
     </w:p>
     <w:p>
@@ -397,17 +366,15 @@
         <w:jc w:val="both"/>
       </w:pPr>
       <w:r>
-        <w:t xml:space="preserve">In general, both companies also shortened their cash conversion cycle in 2025. a2 Milk has </w:t>
+        <w:t xml:space="preserve">In general, both companies shortened their cash conversion cycle in 2025. a2 Milk has </w:t>
       </w:r>
       <w:r>
         <w:t>a</w:t>
       </w:r>
       <w:r>
-        <w:t xml:space="preserve"> stronger cash position, while Turners operates a short positive cycle, which is suitable for its fast-collecting, inventory-heavy business</w:t>
-      </w:r>
-      <w:r>
-        <w:t>.</w:t>
-      </w:r>
+        <w:t xml:space="preserve"> stronger cash position, while Turners operates a short positive cycle, which suits its fast-collecting, inventory-heavy business.</w:t>
+      </w:r>
+      <w:r/>
     </w:p>
     <w:p>
       <w:pPr>
@@ -477,7 +444,7 @@
       </w:r>
       <w:proofErr w:type="spellEnd"/>
       <w:r>
-        <w:t xml:space="preserve"> (treasures of the past) notably land and waters (lakes and rivers). Current cultural possessions are not the possessions of the current generation: each generation guards them and hands them on (Barrett, 2005). Territory is more important than the enterprises within it.</w:t>
+        <w:t xml:space="preserve"> (treasures handed down) notably land and waters (lakes and rivers). Current cultural possessions are not the possessions of the current generation: each generation guards them and hands them on (Barrett, 2005). Territory is more important than the enterprises within it.</w:t>
       </w:r>
     </w:p>
     <w:p>
@@ -569,15 +536,13 @@
       </w:r>
       <w:proofErr w:type="spellEnd"/>
       <w:r>
-        <w:t xml:space="preserve">, 2020). This is reinforced by the Te Ture Whenua Māori Act 1993 which maintains the land of Māori in the hapū and whānau that historically owned it (Te Ture Whenua Māori Act 1993). Achievement is quantified in economic </w:t>
-      </w:r>
-      <w:proofErr w:type="gramStart"/>
-      <w:r>
-        <w:t>ecological</w:t>
-      </w:r>
-      <w:proofErr w:type="gramEnd"/>
-      <w:r>
-        <w:t xml:space="preserve"> cultural and social metrics not only in financial ones.</w:t>
+        <w:t>, 2020). This is reinforced by the Te Ture Whenua Māori Act 1993 which keeps Māori land within the hapū and whānau that have traditionally owned it (Te Ture Whenua Māori Act 1993). Achievement is quantified in economic, ecological, cultural and social metrics</w:t>
+      </w:r>
+      <w:proofErr w:type="gramStart"/>
+      <w:r/>
+      <w:proofErr w:type="gramEnd"/>
+      <w:r>
+        <w:t xml:space="preserve"> not only in financial ones.</w:t>
       </w:r>
     </w:p>
     <w:p>
@@ -587,7 +552,7 @@
         <w:jc w:val="both"/>
       </w:pPr>
       <w:r>
-        <w:t>Such targets are economically significant: as of 2023, the Māori asset base was put at NZ$126b (Schulze, 2025).</w:t>
+        <w:t>Such targets are economically significant: as of 2023, the Māori asset base was estimated at NZ$126 billion (Schulze, 2025).</w:t>
       </w:r>
     </w:p>
     <w:p>
